--- a/klagomål/A 58518-2022 FSC-klagomål.docx
+++ b/klagomål/A 58518-2022 FSC-klagomål.docx
@@ -1098,7 +1098,7 @@
     <w:r>
       <w:tab/>
       <w:tab/>
-      <w:t>2026-09-14</w:t>
+      <w:t>2026-09-15</w:t>
       <w:br/>
       <w:br/>
     </w:r>

--- a/klagomål/A 58518-2022 FSC-klagomål.docx
+++ b/klagomål/A 58518-2022 FSC-klagomål.docx
@@ -1098,7 +1098,7 @@
     <w:r>
       <w:tab/>
       <w:tab/>
-      <w:t>2026-09-15</w:t>
+      <w:t>2026-09-16</w:t>
       <w:br/>
       <w:br/>
     </w:r>

--- a/klagomål/A 58518-2022 FSC-klagomål.docx
+++ b/klagomål/A 58518-2022 FSC-klagomål.docx
@@ -1098,7 +1098,7 @@
     <w:r>
       <w:tab/>
       <w:tab/>
-      <w:t>2026-09-16</w:t>
+      <w:t>2026-09-17</w:t>
       <w:br/>
       <w:br/>
     </w:r>

--- a/klagomål/A 58518-2022 FSC-klagomål.docx
+++ b/klagomål/A 58518-2022 FSC-klagomål.docx
@@ -1098,7 +1098,7 @@
     <w:r>
       <w:tab/>
       <w:tab/>
-      <w:t>2026-09-17</w:t>
+      <w:t>2026-09-18</w:t>
       <w:br/>
       <w:br/>
     </w:r>

--- a/klagomål/A 58518-2022 FSC-klagomål.docx
+++ b/klagomål/A 58518-2022 FSC-klagomål.docx
@@ -1098,7 +1098,7 @@
     <w:r>
       <w:tab/>
       <w:tab/>
-      <w:t>2026-09-18</w:t>
+      <w:t>2026-09-19</w:t>
       <w:br/>
       <w:br/>
     </w:r>

--- a/klagomål/A 58518-2022 FSC-klagomål.docx
+++ b/klagomål/A 58518-2022 FSC-klagomål.docx
@@ -1098,7 +1098,7 @@
     <w:r>
       <w:tab/>
       <w:tab/>
-      <w:t>2026-09-19</w:t>
+      <w:t>2026-09-21</w:t>
       <w:br/>
       <w:br/>
     </w:r>

--- a/klagomål/A 58518-2022 FSC-klagomål.docx
+++ b/klagomål/A 58518-2022 FSC-klagomål.docx
@@ -178,7 +178,7 @@
       <w:r>
         <w:drawing>
           <wp:inline xmlns:a="http://schemas.openxmlformats.org/drawingml/2006/main" xmlns:pic="http://schemas.openxmlformats.org/drawingml/2006/picture">
-            <wp:extent cx="5486400" cy="4492815"/>
+            <wp:extent cx="5486400" cy="4364610"/>
             <wp:docPr id="1" name="Picture 1"/>
             <wp:cNvGraphicFramePr>
               <a:graphicFrameLocks noChangeAspect="1"/>
@@ -199,7 +199,7 @@
                   <pic:spPr>
                     <a:xfrm>
                       <a:off x="0" y="0"/>
-                      <a:ext cx="5486400" cy="4492815"/>
+                      <a:ext cx="5486400" cy="4364610"/>
                     </a:xfrm>
                     <a:prstGeom prst="rect"/>
                   </pic:spPr>
@@ -221,7 +221,7 @@
     </w:p>
     <w:p>
       <w:r>
-        <w:t>I avverkningsanmälan finns fynd av 9 naturvårdsarter, varav 4 är rödlistade, 9 är fridlysta och 2 är typiska (T): björktrast (NT, §4), drillsnäppa (NT, §4), sötgräs (NT, §7), tretåig hackspett (NT, T, §4), spillkråka (T, §4), gröngöling (§4), havsörn (§4), kungsfågel (§4) och sångsvan (§4). Se Figur 1.</w:t>
+        <w:t>I avverkningsanmälan finns fynd av 11 naturvårdsarter, varav 5 är rödlistade, 11 är fridlysta och 3 är typiska (T): björktrast (NT, §4), drillsnäppa (NT, §4), rödvingetrast (NT, §4), sötgräs (NT, §7), tretåig hackspett (NT, T, §4), bergfink (T, §4), spillkråka (T, §4), gröngöling (§4), havsörn (§4), kungsfågel (§4) och sångsvan (§4). Se Figur 1.</w:t>
       </w:r>
     </w:p>
     <w:p>
@@ -292,6 +292,26 @@
         <w:rPr>
           <w:b/>
         </w:rPr>
+        <w:t>Bergfink (§4)</w:t>
+      </w:r>
+      <w:r>
+        <w:t xml:space="preserve"> häckar i barr- och blandskog samt i fjällbjörkskog. Den förekommer i Norrland, västra Dalarna och norra Värmland samt sparsamt till sällsynt vidare söderut till mellersta Värmland, norra Västmanland och södra Gästrikland. Bergfink är typisk art för </w:t>
+      </w:r>
+      <w:r>
+        <w:rPr>
+          <w:i/>
+        </w:rPr>
+        <w:t>9040 Fjällbjörkskog</w:t>
+      </w:r>
+      <w:r>
+        <w:t xml:space="preserve"> (SLU Artdatabanken, 2025).</w:t>
+      </w:r>
+    </w:p>
+    <w:p>
+      <w:r>
+        <w:rPr>
+          <w:b/>
+        </w:rPr>
         <w:t>Spillkråka (§4)</w:t>
       </w:r>
       <w:r>
@@ -433,7 +453,7 @@
         <w:rPr>
           <w:i/>
         </w:rPr>
-        <w:t>I det avverkningsanmälda skogsområdet har 9 naturvårdsarter varav 4 rödlistade arter sina livsmiljöer och växtplatser.</w:t>
+        <w:t>I det avverkningsanmälda skogsområdet har 11 naturvårdsarter varav 5 rödlistade arter sina livsmiljöer och växtplatser.</w:t>
       </w:r>
     </w:p>
     <w:p>
@@ -1098,7 +1118,7 @@
     <w:r>
       <w:tab/>
       <w:tab/>
-      <w:t>2026-09-21</w:t>
+      <w:t>2026-09-23</w:t>
       <w:br/>
       <w:br/>
     </w:r>

--- a/klagomål/A 58518-2022 FSC-klagomål.docx
+++ b/klagomål/A 58518-2022 FSC-klagomål.docx
@@ -1118,7 +1118,7 @@
     <w:r>
       <w:tab/>
       <w:tab/>
-      <w:t>2026-09-23</w:t>
+      <w:t>2026-09-24</w:t>
       <w:br/>
       <w:br/>
     </w:r>

--- a/klagomål/A 58518-2022 FSC-klagomål.docx
+++ b/klagomål/A 58518-2022 FSC-klagomål.docx
@@ -1118,7 +1118,7 @@
     <w:r>
       <w:tab/>
       <w:tab/>
-      <w:t>2026-09-24</w:t>
+      <w:t>2026-09-25</w:t>
       <w:br/>
       <w:br/>
     </w:r>

--- a/klagomål/A 58518-2022 FSC-klagomål.docx
+++ b/klagomål/A 58518-2022 FSC-klagomål.docx
@@ -1118,7 +1118,7 @@
     <w:r>
       <w:tab/>
       <w:tab/>
-      <w:t>2026-09-25</w:t>
+      <w:t>2026-09-26</w:t>
       <w:br/>
       <w:br/>
     </w:r>

--- a/klagomål/A 58518-2022 FSC-klagomål.docx
+++ b/klagomål/A 58518-2022 FSC-klagomål.docx
@@ -1118,7 +1118,7 @@
     <w:r>
       <w:tab/>
       <w:tab/>
-      <w:t>2026-09-26</w:t>
+      <w:t>2026-09-27</w:t>
       <w:br/>
       <w:br/>
     </w:r>

--- a/klagomål/A 58518-2022 FSC-klagomål.docx
+++ b/klagomål/A 58518-2022 FSC-klagomål.docx
@@ -1118,7 +1118,7 @@
     <w:r>
       <w:tab/>
       <w:tab/>
-      <w:t>2026-09-27</w:t>
+      <w:t>2026-09-28</w:t>
       <w:br/>
       <w:br/>
     </w:r>

--- a/klagomål/A 58518-2022 FSC-klagomål.docx
+++ b/klagomål/A 58518-2022 FSC-klagomål.docx
@@ -1118,7 +1118,7 @@
     <w:r>
       <w:tab/>
       <w:tab/>
-      <w:t>2026-09-28</w:t>
+      <w:t>2026-09-29</w:t>
       <w:br/>
       <w:br/>
     </w:r>

--- a/klagomål/A 58518-2022 FSC-klagomål.docx
+++ b/klagomål/A 58518-2022 FSC-klagomål.docx
@@ -1118,7 +1118,7 @@
     <w:r>
       <w:tab/>
       <w:tab/>
-      <w:t>2026-09-29</w:t>
+      <w:t>2026-09-30</w:t>
       <w:br/>
       <w:br/>
     </w:r>

--- a/klagomål/A 58518-2022 FSC-klagomål.docx
+++ b/klagomål/A 58518-2022 FSC-klagomål.docx
@@ -1118,7 +1118,7 @@
     <w:r>
       <w:tab/>
       <w:tab/>
-      <w:t>2026-09-30</w:t>
+      <w:t>2026-10-01</w:t>
       <w:br/>
       <w:br/>
     </w:r>

--- a/klagomål/A 58518-2022 FSC-klagomål.docx
+++ b/klagomål/A 58518-2022 FSC-klagomål.docx
@@ -1118,7 +1118,7 @@
     <w:r>
       <w:tab/>
       <w:tab/>
-      <w:t>2026-10-01</w:t>
+      <w:t>2026-10-02</w:t>
       <w:br/>
       <w:br/>
     </w:r>

--- a/klagomål/A 58518-2022 FSC-klagomål.docx
+++ b/klagomål/A 58518-2022 FSC-klagomål.docx
@@ -1118,7 +1118,7 @@
     <w:r>
       <w:tab/>
       <w:tab/>
-      <w:t>2026-10-02</w:t>
+      <w:t>2026-10-03</w:t>
       <w:br/>
       <w:br/>
     </w:r>

--- a/klagomål/A 58518-2022 FSC-klagomål.docx
+++ b/klagomål/A 58518-2022 FSC-klagomål.docx
@@ -1118,7 +1118,7 @@
     <w:r>
       <w:tab/>
       <w:tab/>
-      <w:t>2026-10-03</w:t>
+      <w:t>2026-10-04</w:t>
       <w:br/>
       <w:br/>
     </w:r>

--- a/klagomål/A 58518-2022 FSC-klagomål.docx
+++ b/klagomål/A 58518-2022 FSC-klagomål.docx
@@ -1118,7 +1118,7 @@
     <w:r>
       <w:tab/>
       <w:tab/>
-      <w:t>2026-10-04</w:t>
+      <w:t>2026-10-05</w:t>
       <w:br/>
       <w:br/>
     </w:r>

--- a/klagomål/A 58518-2022 FSC-klagomål.docx
+++ b/klagomål/A 58518-2022 FSC-klagomål.docx
@@ -1118,7 +1118,7 @@
     <w:r>
       <w:tab/>
       <w:tab/>
-      <w:t>2026-10-05</w:t>
+      <w:t>2026-10-06</w:t>
       <w:br/>
       <w:br/>
     </w:r>

--- a/klagomål/A 58518-2022 FSC-klagomål.docx
+++ b/klagomål/A 58518-2022 FSC-klagomål.docx
@@ -1118,7 +1118,7 @@
     <w:r>
       <w:tab/>
       <w:tab/>
-      <w:t>2026-10-06</w:t>
+      <w:t>2026-10-07</w:t>
       <w:br/>
       <w:br/>
     </w:r>

--- a/klagomål/A 58518-2022 FSC-klagomål.docx
+++ b/klagomål/A 58518-2022 FSC-klagomål.docx
@@ -1118,7 +1118,7 @@
     <w:r>
       <w:tab/>
       <w:tab/>
-      <w:t>2026-10-07</w:t>
+      <w:t>2026-10-08</w:t>
       <w:br/>
       <w:br/>
     </w:r>

--- a/klagomål/A 58518-2022 FSC-klagomål.docx
+++ b/klagomål/A 58518-2022 FSC-klagomål.docx
@@ -1118,7 +1118,7 @@
     <w:r>
       <w:tab/>
       <w:tab/>
-      <w:t>2026-10-08</w:t>
+      <w:t>2026-10-09</w:t>
       <w:br/>
       <w:br/>
     </w:r>

--- a/klagomål/A 58518-2022 FSC-klagomål.docx
+++ b/klagomål/A 58518-2022 FSC-klagomål.docx
@@ -1118,7 +1118,7 @@
     <w:r>
       <w:tab/>
       <w:tab/>
-      <w:t>2026-10-09</w:t>
+      <w:t>2026-10-10</w:t>
       <w:br/>
       <w:br/>
     </w:r>

--- a/klagomål/A 58518-2022 FSC-klagomål.docx
+++ b/klagomål/A 58518-2022 FSC-klagomål.docx
@@ -1118,7 +1118,7 @@
     <w:r>
       <w:tab/>
       <w:tab/>
-      <w:t>2026-10-10</w:t>
+      <w:t>2026-10-11</w:t>
       <w:br/>
       <w:br/>
     </w:r>

--- a/klagomål/A 58518-2022 FSC-klagomål.docx
+++ b/klagomål/A 58518-2022 FSC-klagomål.docx
@@ -1118,7 +1118,7 @@
     <w:r>
       <w:tab/>
       <w:tab/>
-      <w:t>2026-10-11</w:t>
+      <w:t>2026-10-12</w:t>
       <w:br/>
       <w:br/>
     </w:r>

--- a/klagomål/A 58518-2022 FSC-klagomål.docx
+++ b/klagomål/A 58518-2022 FSC-klagomål.docx
@@ -1118,7 +1118,7 @@
     <w:r>
       <w:tab/>
       <w:tab/>
-      <w:t>2026-10-12</w:t>
+      <w:t>2026-10-13</w:t>
       <w:br/>
       <w:br/>
     </w:r>

--- a/klagomål/A 58518-2022 FSC-klagomål.docx
+++ b/klagomål/A 58518-2022 FSC-klagomål.docx
@@ -1118,7 +1118,7 @@
     <w:r>
       <w:tab/>
       <w:tab/>
-      <w:t>2026-10-13</w:t>
+      <w:t>2026-10-14</w:t>
       <w:br/>
       <w:br/>
     </w:r>

--- a/klagomål/A 58518-2022 FSC-klagomål.docx
+++ b/klagomål/A 58518-2022 FSC-klagomål.docx
@@ -1118,7 +1118,7 @@
     <w:r>
       <w:tab/>
       <w:tab/>
-      <w:t>2026-10-14</w:t>
+      <w:t>2026-10-15</w:t>
       <w:br/>
       <w:br/>
     </w:r>

--- a/klagomål/A 58518-2022 FSC-klagomål.docx
+++ b/klagomål/A 58518-2022 FSC-klagomål.docx
@@ -1118,7 +1118,7 @@
     <w:r>
       <w:tab/>
       <w:tab/>
-      <w:t>2026-10-15</w:t>
+      <w:t>2026-10-16</w:t>
       <w:br/>
       <w:br/>
     </w:r>

--- a/klagomål/A 58518-2022 FSC-klagomål.docx
+++ b/klagomål/A 58518-2022 FSC-klagomål.docx
@@ -1118,7 +1118,7 @@
     <w:r>
       <w:tab/>
       <w:tab/>
-      <w:t>2026-10-16</w:t>
+      <w:t>2026-10-17</w:t>
       <w:br/>
       <w:br/>
     </w:r>

--- a/klagomål/A 58518-2022 FSC-klagomål.docx
+++ b/klagomål/A 58518-2022 FSC-klagomål.docx
@@ -1118,7 +1118,7 @@
     <w:r>
       <w:tab/>
       <w:tab/>
-      <w:t>2026-10-17</w:t>
+      <w:t>2026-10-18</w:t>
       <w:br/>
       <w:br/>
     </w:r>

--- a/klagomål/A 58518-2022 FSC-klagomål.docx
+++ b/klagomål/A 58518-2022 FSC-klagomål.docx
@@ -1118,7 +1118,7 @@
     <w:r>
       <w:tab/>
       <w:tab/>
-      <w:t>2026-10-18</w:t>
+      <w:t>2026-10-19</w:t>
       <w:br/>
       <w:br/>
     </w:r>

--- a/klagomål/A 58518-2022 FSC-klagomål.docx
+++ b/klagomål/A 58518-2022 FSC-klagomål.docx
@@ -1118,7 +1118,7 @@
     <w:r>
       <w:tab/>
       <w:tab/>
-      <w:t>2026-10-19</w:t>
+      <w:t>2026-10-20</w:t>
       <w:br/>
       <w:br/>
     </w:r>

--- a/klagomål/A 58518-2022 FSC-klagomål.docx
+++ b/klagomål/A 58518-2022 FSC-klagomål.docx
@@ -1118,7 +1118,7 @@
     <w:r>
       <w:tab/>
       <w:tab/>
-      <w:t>2026-10-20</w:t>
+      <w:t>2026-10-21</w:t>
       <w:br/>
       <w:br/>
     </w:r>

--- a/klagomål/A 58518-2022 FSC-klagomål.docx
+++ b/klagomål/A 58518-2022 FSC-klagomål.docx
@@ -1118,7 +1118,7 @@
     <w:r>
       <w:tab/>
       <w:tab/>
-      <w:t>2026-10-21</w:t>
+      <w:t>2026-10-22</w:t>
       <w:br/>
       <w:br/>
     </w:r>

--- a/klagomål/A 58518-2022 FSC-klagomål.docx
+++ b/klagomål/A 58518-2022 FSC-klagomål.docx
@@ -1118,7 +1118,7 @@
     <w:r>
       <w:tab/>
       <w:tab/>
-      <w:t>2026-10-22</w:t>
+      <w:t>2026-10-23</w:t>
       <w:br/>
       <w:br/>
     </w:r>

--- a/klagomål/A 58518-2022 FSC-klagomål.docx
+++ b/klagomål/A 58518-2022 FSC-klagomål.docx
@@ -1118,7 +1118,7 @@
     <w:r>
       <w:tab/>
       <w:tab/>
-      <w:t>2026-10-23</w:t>
+      <w:t>2026-10-24</w:t>
       <w:br/>
       <w:br/>
     </w:r>

--- a/klagomål/A 58518-2022 FSC-klagomål.docx
+++ b/klagomål/A 58518-2022 FSC-klagomål.docx
@@ -1118,7 +1118,7 @@
     <w:r>
       <w:tab/>
       <w:tab/>
-      <w:t>2026-10-24</w:t>
+      <w:t>2026-10-25</w:t>
       <w:br/>
       <w:br/>
     </w:r>

--- a/klagomål/A 58518-2022 FSC-klagomål.docx
+++ b/klagomål/A 58518-2022 FSC-klagomål.docx
@@ -1118,7 +1118,7 @@
     <w:r>
       <w:tab/>
       <w:tab/>
-      <w:t>2026-10-25</w:t>
+      <w:t>2026-10-26</w:t>
       <w:br/>
       <w:br/>
     </w:r>

--- a/klagomål/A 58518-2022 FSC-klagomål.docx
+++ b/klagomål/A 58518-2022 FSC-klagomål.docx
@@ -1118,7 +1118,7 @@
     <w:r>
       <w:tab/>
       <w:tab/>
-      <w:t>2026-10-26</w:t>
+      <w:t>2026-10-27</w:t>
       <w:br/>
       <w:br/>
     </w:r>

--- a/klagomål/A 58518-2022 FSC-klagomål.docx
+++ b/klagomål/A 58518-2022 FSC-klagomål.docx
@@ -1118,7 +1118,7 @@
     <w:r>
       <w:tab/>
       <w:tab/>
-      <w:t>2026-10-27</w:t>
+      <w:t>2026-10-28</w:t>
       <w:br/>
       <w:br/>
     </w:r>

--- a/klagomål/A 58518-2022 FSC-klagomål.docx
+++ b/klagomål/A 58518-2022 FSC-klagomål.docx
@@ -1118,7 +1118,7 @@
     <w:r>
       <w:tab/>
       <w:tab/>
-      <w:t>2026-10-28</w:t>
+      <w:t>2026-10-29</w:t>
       <w:br/>
       <w:br/>
     </w:r>

--- a/klagomål/A 58518-2022 FSC-klagomål.docx
+++ b/klagomål/A 58518-2022 FSC-klagomål.docx
@@ -1118,7 +1118,7 @@
     <w:r>
       <w:tab/>
       <w:tab/>
-      <w:t>2026-10-29</w:t>
+      <w:t>2026-10-31</w:t>
       <w:br/>
       <w:br/>
     </w:r>
